--- a/test/docx/libreoffice-returned.docx
+++ b/test/docx/libreoffice-returned.docx
@@ -131,13 +131,13 @@
       </w:pPr>
       <w:bookmarkStart w:id="5" w:name="ck_defc3a7a_19"/>
       <w:bookmarkEnd w:id="5"/>
-      <w:ins w:id="0" w:author="Libre Reviewer" w:date="2026-09-27T18:34:46Z">
+      <w:ins w:id="0" w:author="Libre Reviewer" w:date="2026-09-28T05:52:26Z">
         <w:r>
           <w:rPr/>
           <w:t>Wakes really matter</w:t>
         </w:r>
       </w:ins>
-      <w:del w:id="1" w:author="Libre Reviewer" w:date="2026-09-27T18:34:46Z">
+      <w:del w:id="1" w:author="Libre Reviewer" w:date="2026-09-28T05:52:26Z">
         <w:r>
           <w:rPr/>
           <w:delText>Wakes matter</w:delText>
@@ -3620,7 +3620,7 @@
         <w:rPr/>
         <w:t>reasonably well</w:t>
       </w:r>
-      <w:ins w:id="2" w:author="Libre Reviewer" w:date="2026-09-27T18:34:46Z">
+      <w:ins w:id="2" w:author="Libre Reviewer" w:date="2026-09-28T05:52:26Z">
         <w:r>
           <w:rPr/>
         </w:r>
@@ -4568,6 +4568,20 @@
     <w:pPr/>
     <w:rPr/>
   </w:style>
+  <w:style w:type="paragraph" w:styleId="Comment">
+    <w:name w:val="Comment"/>
+    <w:basedOn w:val="Normal"/>
+    <w:qFormat/>
+    <w:pPr>
+      <w:spacing w:lineRule="auto" w:line="240" w:before="56" w:after="0"/>
+      <w:ind w:hanging="0" w:left="57" w:right="57"/>
+    </w:pPr>
+    <w:rPr>
+      <w:color w:val="auto"/>
+      <w:sz w:val="20"/>
+      <w:szCs w:val="20"/>
+    </w:rPr>
+  </w:style>
   <w:style w:type="numbering" w:styleId="NoList" w:default="1">
     <w:name w:val="No List"/>
     <w:uiPriority w:val="99"/>
@@ -4765,7 +4779,7 @@
 </file>
 
 <file path=customXml/item1.xml><?xml version="1.0" encoding="utf-8"?>
-<ns0:review xmlns:ns0="https://calkit.org/latex-export" id="40c318a5-ee48-44c1-a4b7-33b5eca35788" source="paper/main.tex">
+<ns0:review xmlns:ns0="https://calkit.org/latex-export" id="66df5852-429d-4fa7-abc3-4fb50a9866ac" source="paper/main.tex">
   <ns0:p id="ck_defc3a7a_1">Wake recovery behind a model turbine</ns0:p>
   <ns0:p id="ck_defc3a7a_1_2">P. Bachant A. Reviewer</ns0:p>
   <ns0:p id="ck_defc3a7a_10">Abstract</ns0:p>
@@ -4788,7 +4802,7 @@
 </file>
 
 <file path=customXml/itemProps1.xml><?xml version="1.0" encoding="utf-8"?>
-<ds:datastoreItem xmlns:ds="http://schemas.openxmlformats.org/officeDocument/2006/customXml" ds:itemID="{40C318A5-EE48-44C1-A4B7-33B5ECA35788}">
+<ds:datastoreItem xmlns:ds="http://schemas.openxmlformats.org/officeDocument/2006/customXml" ds:itemID="{66DF5852-429D-4FA7-ABC3-4FB50A9866AC}">
   <ds:schemaRefs>
     <ds:schemaRef ds:uri="https://calkit.org/latex-export"/>
   </ds:schemaRefs>
